--- a/pr-preview/pr-290/chapters/notation.docx
+++ b/pr-preview/pr-290/chapters/notation.docx
@@ -15,7 +15,7 @@
         <w:pStyle w:val="Date"/>
       </w:pPr>
       <w:r>
-        <w:t xml:space="preserve">Last modified: 2026-10-19 00:42:27 (PDT)</w:t>
+        <w:t xml:space="preserve">Last modified: 2026-10-19 00:51:40 (PDT)</w:t>
       </w:r>
     </w:p>
     <w:tbl>
@@ -9197,7 +9197,7 @@
         <w:t xml:space="preserve"> </w:t>
       </w:r>
       <w:r>
-        <w:t xml:space="preserve">$\Outvar = \truemeanfnf{\predvar} + \noise$</w:t>
+        <w:t xml:space="preserve">$\Outvar = \truemeanf{\predvar} + \noise$</w:t>
       </w:r>
       <w:r>
         <w:t xml:space="preserve">.</w:t>
@@ -9229,7 +9229,7 @@
         <w:t xml:space="preserve"> </w:t>
       </w:r>
       <w:r>
-        <w:t xml:space="preserve">$\Outvar = \truemeanfnf{\predvar} + \noise$</w:t>
+        <w:t xml:space="preserve">$\Outvar = \truemeanf{\predvar} + \noise$</w:t>
       </w:r>
       <w:r>
         <w:t xml:space="preserve">.</w:t>
@@ -15821,7 +15821,7 @@
         <w:t xml:space="preserve"> </w:t>
       </w:r>
       <w:r>
-        <w:t xml:space="preserve">$\Outvar = \truemeanfnf{\predvar} + \noise$</w:t>
+        <w:t xml:space="preserve">$\Outvar = \truemeanf{\predvar} + \noise$</w:t>
       </w:r>
       <w:r>
         <w:t xml:space="preserve">, and</w:t>
@@ -15879,7 +15879,7 @@
         </w:numPr>
       </w:pPr>
       <w:r>
-        <w:t xml:space="preserve">$\truemeanfnf{\predvar}$</w:t>
+        <w:t xml:space="preserve">$\truemeanf{\predvar}$</w:t>
       </w:r>
       <w:r>
         <w:t xml:space="preserve"> </w:t>
@@ -15918,7 +15918,7 @@
         </w:numPr>
       </w:pPr>
       <w:r>
-        <w:t xml:space="preserve">$\noise = \Outvar - \truemeanfnf{\predvar}$</w:t>
+        <w:t xml:space="preserve">$\noise = \Outvar - \truemeanf{\predvar}$</w:t>
       </w:r>
       <w:r>
         <w:t xml:space="preserve"> </w:t>
@@ -15938,7 +15938,7 @@
         <w:t xml:space="preserve"> </w:t>
       </w:r>
       <w:r>
-        <w:t xml:space="preserve">$\Outvar = \truemeanfnf{\predvar} + \noise$</w:t>
+        <w:t xml:space="preserve">$\Outvar = \truemeanf{\predvar} + \noise$</w:t>
       </w:r>
       <w:r>
         <w:t xml:space="preserve">,</w:t>
@@ -16008,7 +16008,7 @@
         <w:t xml:space="preserve"> </w:t>
       </w:r>
       <w:r>
-        <w:t xml:space="preserve">$\noise = \Outvar - \truemeanfnf{\predvar}$</w:t>
+        <w:t xml:space="preserve">$\noise = \Outvar - \truemeanf{\predvar}$</w:t>
       </w:r>
       <w:r>
         <w:t xml:space="preserve"> </w:t>
